--- a/Self Study MCQ/Self Study DBT MCQ Session 09 to 12 Set 2.docx
+++ b/Self Study MCQ/Self Study DBT MCQ Session 09 to 12 Set 2.docx
@@ -128,7 +128,17 @@
           <w:sz w:val="20"/>
           <w:szCs w:val="20"/>
         </w:rPr>
-        <w:t>101. What does ITERATE do in a loop?</w:t>
+        <w:t>1</w:t>
+      </w:r>
+      <w:r>
+        <w:rPr>
+          <w:rFonts w:ascii="Arial" w:hAnsi="Arial" w:cs="Arial"/>
+          <w:b/>
+          <w:bCs/>
+          <w:sz w:val="20"/>
+          <w:szCs w:val="20"/>
+        </w:rPr>
+        <w:t>. What does ITERATE do in a loop?</w:t>
       </w:r>
     </w:p>
     <w:p>
@@ -238,7 +248,7 @@
           <w:sz w:val="20"/>
           <w:szCs w:val="20"/>
         </w:rPr>
-        <w:t>102. In a WHILE loop, if you use ITERATE before updating loop variable, you risk:</w:t>
+        <w:t>2. In a WHILE loop, if you use ITERATE before updating loop variable, you risk:</w:t>
       </w:r>
     </w:p>
     <w:p>
@@ -348,7 +358,7 @@
           <w:sz w:val="20"/>
           <w:szCs w:val="20"/>
         </w:rPr>
-        <w:t>103. The syntax for a loop with LEAVE and ITERATE:</w:t>
+        <w:t>3. The syntax for a loop with LEAVE and ITERATE:</w:t>
       </w:r>
     </w:p>
     <w:p>
@@ -459,7 +469,7 @@
           <w:sz w:val="20"/>
           <w:szCs w:val="20"/>
         </w:rPr>
-        <w:t>104. A nested loop in stored procedure:</w:t>
+        <w:t>4. A nested loop in stored procedure:</w:t>
       </w:r>
     </w:p>
     <w:p>
@@ -569,7 +579,7 @@
           <w:sz w:val="20"/>
           <w:szCs w:val="20"/>
         </w:rPr>
-        <w:t>105. Which privilege is required to create a stored procedure?</w:t>
+        <w:t>5. Which privilege is required to create a stored procedure?</w:t>
       </w:r>
     </w:p>
     <w:p>
@@ -679,7 +689,7 @@
           <w:sz w:val="20"/>
           <w:szCs w:val="20"/>
         </w:rPr>
-        <w:t>106. The DEFINER clause in procedure creation specifies:</w:t>
+        <w:t>6. The DEFINER clause in procedure creation specifies:</w:t>
       </w:r>
     </w:p>
     <w:p>
@@ -789,7 +799,7 @@
           <w:sz w:val="20"/>
           <w:szCs w:val="20"/>
         </w:rPr>
-        <w:t>107. SQL SECURITY INVOKER means procedure executes with privileges of:</w:t>
+        <w:t>7. SQL SECURITY INVOKER means procedure executes with privileges of:</w:t>
       </w:r>
     </w:p>
     <w:p>
@@ -899,7 +909,7 @@
           <w:sz w:val="20"/>
           <w:szCs w:val="20"/>
         </w:rPr>
-        <w:t>108. SQL SECURITY DEFINER means:</w:t>
+        <w:t>8. SQL SECURITY DEFINER means:</w:t>
       </w:r>
     </w:p>
     <w:p>
@@ -1005,7 +1015,7 @@
           <w:sz w:val="20"/>
           <w:szCs w:val="20"/>
         </w:rPr>
-        <w:t>109. Which table stores metadata about stored procedures?</w:t>
+        <w:t>9. Which table stores metadata about stored procedures?</w:t>
       </w:r>
     </w:p>
     <w:p>
@@ -1115,7 +1125,17 @@
           <w:sz w:val="20"/>
           <w:szCs w:val="20"/>
         </w:rPr>
-        <w:t>110. To see all stored procedures in a database, you use:</w:t>
+        <w:t>1</w:t>
+      </w:r>
+      <w:r>
+        <w:rPr>
+          <w:rFonts w:ascii="Arial" w:hAnsi="Arial" w:cs="Arial"/>
+          <w:b/>
+          <w:bCs/>
+          <w:sz w:val="20"/>
+          <w:szCs w:val="20"/>
+        </w:rPr>
+        <w:t>0. To see all stored procedures in a database, you use:</w:t>
       </w:r>
     </w:p>
     <w:p>
@@ -1221,7 +1241,7 @@
           <w:sz w:val="20"/>
           <w:szCs w:val="20"/>
         </w:rPr>
-        <w:t>111. A function that uses RAND() or NOW() must be declared as:</w:t>
+        <w:t>11. A function that uses RAND() or NOW() must be declared as:</w:t>
       </w:r>
     </w:p>
     <w:p>
@@ -1331,7 +1351,7 @@
           <w:sz w:val="20"/>
           <w:szCs w:val="20"/>
         </w:rPr>
-        <w:t>112. Which characteristic is required for a function used in indexed generated columns?</w:t>
+        <w:t>12. Which characteristic is required for a function used in indexed generated columns?</w:t>
       </w:r>
     </w:p>
     <w:p>
@@ -1437,7 +1457,7 @@
           <w:sz w:val="20"/>
           <w:szCs w:val="20"/>
         </w:rPr>
-        <w:t>113. FORMAT(1234567.89, 2) returns:</w:t>
+        <w:t>13. FORMAT(1234567.89, 2) returns:</w:t>
       </w:r>
     </w:p>
     <w:p>
@@ -1572,7 +1592,7 @@
           <w:szCs w:val="20"/>
         </w:rPr>
         <w:lastRenderedPageBreak/>
-        <w:t>114. REVERSE('MySQL') returns:</w:t>
+        <w:t>14. REVERSE('MySQL') returns:</w:t>
       </w:r>
     </w:p>
     <w:p>
@@ -1675,7 +1695,7 @@
           <w:sz w:val="20"/>
           <w:szCs w:val="20"/>
         </w:rPr>
-        <w:t>115. LOCATE('SQL', 'MySQL is SQL', 3) returns:</w:t>
+        <w:t>15. LOCATE('SQL', 'MySQL is SQL', 3) returns:</w:t>
       </w:r>
     </w:p>
     <w:p>
@@ -1778,7 +1798,7 @@
           <w:sz w:val="20"/>
           <w:szCs w:val="20"/>
         </w:rPr>
-        <w:t>116. REPEAT('Hi', 3) returns:</w:t>
+        <w:t>16. REPEAT('Hi', 3) returns:</w:t>
       </w:r>
     </w:p>
     <w:p>
@@ -1881,7 +1901,7 @@
           <w:sz w:val="20"/>
           <w:szCs w:val="20"/>
         </w:rPr>
-        <w:t>117. SPACE(4) returns:</w:t>
+        <w:t>17. SPACE(4) returns:</w:t>
       </w:r>
     </w:p>
     <w:p>
@@ -1984,7 +2004,7 @@
           <w:sz w:val="20"/>
           <w:szCs w:val="20"/>
         </w:rPr>
-        <w:t>118. STRCMP('apple', 'banana') returns:</w:t>
+        <w:t>18. STRCMP('apple', 'banana') returns:</w:t>
       </w:r>
     </w:p>
     <w:p>
@@ -2083,7 +2103,7 @@
           <w:sz w:val="20"/>
           <w:szCs w:val="20"/>
         </w:rPr>
-        <w:t>119. SIGN(-10) returns:</w:t>
+        <w:t>19. SIGN(-10) returns:</w:t>
       </w:r>
     </w:p>
     <w:p>
@@ -2186,7 +2206,7 @@
           <w:sz w:val="20"/>
           <w:szCs w:val="20"/>
         </w:rPr>
-        <w:t>120. SQRT(16) returns:</w:t>
+        <w:t>20. SQRT(16) returns:</w:t>
       </w:r>
     </w:p>
     <w:p>
@@ -2289,7 +2309,7 @@
           <w:sz w:val="20"/>
           <w:szCs w:val="20"/>
         </w:rPr>
-        <w:t>121. CONV('A', 16, 10) converts from hex to decimal, returns:</w:t>
+        <w:t>21. CONV('A', 16, 10) converts from hex to decimal, returns:</w:t>
       </w:r>
     </w:p>
     <w:p>
@@ -2388,7 +2408,7 @@
           <w:sz w:val="20"/>
           <w:szCs w:val="20"/>
         </w:rPr>
-        <w:t>122. LAST_DAY('2024-02-10') returns:</w:t>
+        <w:t>22. LAST_DAY('2024-02-10') returns:</w:t>
       </w:r>
     </w:p>
     <w:p>
@@ -2491,7 +2511,7 @@
           <w:sz w:val="20"/>
           <w:szCs w:val="20"/>
         </w:rPr>
-        <w:t>123. DATE_FORMAT('2024-06-09', '%W %M %Y') returns:</w:t>
+        <w:t>23. DATE_FORMAT('2024-06-09', '%W %M %Y') returns:</w:t>
       </w:r>
     </w:p>
     <w:p>
@@ -2594,7 +2614,7 @@
           <w:sz w:val="20"/>
           <w:szCs w:val="20"/>
         </w:rPr>
-        <w:t>124. STR_TO_DATE('09-06-2024', '%d-%m-%Y') returns:</w:t>
+        <w:t>24. STR_TO_DATE('09-06-2024', '%d-%m-%Y') returns:</w:t>
       </w:r>
     </w:p>
     <w:p>
@@ -2697,7 +2717,7 @@
           <w:sz w:val="20"/>
           <w:szCs w:val="20"/>
         </w:rPr>
-        <w:t>125. TIMESTAMPDIFF(YEAR, '2000-01-01', '2024-06-09') returns:</w:t>
+        <w:t>25. TIMESTAMPDIFF(YEAR, '2000-01-01', '2024-06-09') returns:</w:t>
       </w:r>
     </w:p>
     <w:p>
@@ -2800,7 +2820,7 @@
           <w:sz w:val="20"/>
           <w:szCs w:val="20"/>
         </w:rPr>
-        <w:t>126. TO_DAYS('2024-01-01') returns:</w:t>
+        <w:t>26. TO_DAYS('2024-01-01') returns:</w:t>
       </w:r>
     </w:p>
     <w:p>
@@ -2899,7 +2919,7 @@
           <w:sz w:val="20"/>
           <w:szCs w:val="20"/>
         </w:rPr>
-        <w:t>127. The handler declaration for cursor end-of-data is:</w:t>
+        <w:t>27. The handler declaration for cursor end-of-data is:</w:t>
       </w:r>
     </w:p>
     <w:p>
@@ -3002,7 +3022,7 @@
           <w:sz w:val="20"/>
           <w:szCs w:val="20"/>
         </w:rPr>
-        <w:t>128. A cursor cannot be used with:</w:t>
+        <w:t>28. A cursor cannot be used with:</w:t>
       </w:r>
     </w:p>
     <w:p>
@@ -3117,7 +3137,7 @@
           <w:sz w:val="20"/>
           <w:szCs w:val="20"/>
         </w:rPr>
-        <w:t>129. Can you have multiple cursors in one stored procedure?</w:t>
+        <w:t>29. Can you have multiple cursors in one stored procedure?</w:t>
       </w:r>
     </w:p>
     <w:p>
@@ -3220,7 +3240,7 @@
           <w:sz w:val="20"/>
           <w:szCs w:val="20"/>
         </w:rPr>
-        <w:t>130. A cursor with SELECT ... FOR UPDATE is:</w:t>
+        <w:t>30. A cursor with SELECT ... FOR UPDATE is:</w:t>
       </w:r>
     </w:p>
     <w:p>
@@ -3323,7 +3343,7 @@
           <w:sz w:val="20"/>
           <w:szCs w:val="20"/>
         </w:rPr>
-        <w:t>131. The CLOSE cursor statement:</w:t>
+        <w:t>31. The CLOSE cursor statement:</w:t>
       </w:r>
     </w:p>
     <w:p>
@@ -3403,18 +3423,6 @@
         <w:spacing w:after="0" w:line="240" w:lineRule="auto"/>
         <w:rPr>
           <w:rFonts w:ascii="Arial" w:hAnsi="Arial" w:cs="Arial"/>
-          <w:b/>
-          <w:bCs/>
-          <w:sz w:val="20"/>
-          <w:szCs w:val="20"/>
-        </w:rPr>
-      </w:pPr>
-    </w:p>
-    <w:p>
-      <w:pPr>
-        <w:spacing w:after="0" w:line="240" w:lineRule="auto"/>
-        <w:rPr>
-          <w:rFonts w:ascii="Arial" w:hAnsi="Arial" w:cs="Arial"/>
           <w:sz w:val="20"/>
           <w:szCs w:val="20"/>
         </w:rPr>
@@ -3434,7 +3442,7 @@
           <w:sz w:val="20"/>
           <w:szCs w:val="20"/>
         </w:rPr>
-        <w:t>132. DECLARE EXIT HANDLER FOR SQLEXCEPTION BEGIN ... END; means:</w:t>
+        <w:t>32. DECLARE EXIT HANDLER FOR SQLEXCEPTION BEGIN ... END; means:</w:t>
       </w:r>
     </w:p>
     <w:p>
@@ -3537,7 +3545,7 @@
           <w:sz w:val="20"/>
           <w:szCs w:val="20"/>
         </w:rPr>
-        <w:t>133. SQLSTATE '02000' corresponds to:</w:t>
+        <w:t>33. SQLSTATE '02000' corresponds to:</w:t>
       </w:r>
     </w:p>
     <w:p>
@@ -3640,7 +3648,7 @@
           <w:sz w:val="20"/>
           <w:szCs w:val="20"/>
         </w:rPr>
-        <w:t>134. GET DIAGNOSTICS statement is used to:</w:t>
+        <w:t>34. GET DIAGNOSTICS statement is used to:</w:t>
       </w:r>
     </w:p>
     <w:p>
@@ -3743,7 +3751,7 @@
           <w:sz w:val="20"/>
           <w:szCs w:val="20"/>
         </w:rPr>
-        <w:t>135. RESIGNAL statement:</w:t>
+        <w:t>35. RESIGNAL statement:</w:t>
       </w:r>
     </w:p>
     <w:p>
@@ -3842,7 +3850,7 @@
           <w:sz w:val="20"/>
           <w:szCs w:val="20"/>
         </w:rPr>
-        <w:t>136. MySQL supports recursive stored procedures (limited depth).</w:t>
+        <w:t>36. MySQL supports recursive stored procedures (limited depth).</w:t>
       </w:r>
     </w:p>
     <w:p>
@@ -3945,7 +3953,7 @@
           <w:sz w:val="20"/>
           <w:szCs w:val="20"/>
         </w:rPr>
-        <w:t>137. To enable recursion, you set:</w:t>
+        <w:t>37. To enable recursion, you set:</w:t>
       </w:r>
     </w:p>
     <w:p>
@@ -4044,7 +4052,7 @@
           <w:sz w:val="20"/>
           <w:szCs w:val="20"/>
         </w:rPr>
-        <w:t>138. Which is more efficient for large data sets?</w:t>
+        <w:t>38. Which is more efficient for large data sets?</w:t>
       </w:r>
     </w:p>
     <w:p>
@@ -4147,7 +4155,7 @@
           <w:sz w:val="20"/>
           <w:szCs w:val="20"/>
         </w:rPr>
-        <w:t>139. Stored procedures can help reduce network traffic by:</w:t>
+        <w:t>39. Stored procedures can help reduce network traffic by:</w:t>
       </w:r>
     </w:p>
     <w:p>
@@ -4231,18 +4239,6 @@
         <w:spacing w:after="0" w:line="240" w:lineRule="auto"/>
         <w:rPr>
           <w:rFonts w:ascii="Arial" w:hAnsi="Arial" w:cs="Arial"/>
-          <w:b/>
-          <w:bCs/>
-          <w:sz w:val="20"/>
-          <w:szCs w:val="20"/>
-        </w:rPr>
-      </w:pPr>
-    </w:p>
-    <w:p>
-      <w:pPr>
-        <w:spacing w:after="0" w:line="240" w:lineRule="auto"/>
-        <w:rPr>
-          <w:rFonts w:ascii="Arial" w:hAnsi="Arial" w:cs="Arial"/>
           <w:sz w:val="20"/>
           <w:szCs w:val="20"/>
         </w:rPr>
@@ -4262,7 +4258,7 @@
           <w:sz w:val="20"/>
           <w:szCs w:val="20"/>
         </w:rPr>
-        <w:t>140. Which is NOT a good use case for cursors?</w:t>
+        <w:t>40. Which is NOT a good use case for cursors?</w:t>
       </w:r>
     </w:p>
     <w:p>
@@ -4352,16 +4348,6 @@
           <w:sz w:val="20"/>
           <w:szCs w:val="20"/>
         </w:rPr>
-      </w:pPr>
-    </w:p>
-    <w:p>
-      <w:pPr>
-        <w:spacing w:after="0" w:line="240" w:lineRule="auto"/>
-        <w:rPr>
-          <w:rFonts w:ascii="Arial" w:hAnsi="Arial" w:cs="Arial"/>
-          <w:sz w:val="20"/>
-          <w:szCs w:val="20"/>
-        </w:rPr>
         <w:sectPr>
           <w:type w:val="continuous"/>
           <w:pgSz w:w="11906" w:h="16838"/>
@@ -4378,7 +4364,7 @@
           <w:sz w:val="20"/>
           <w:szCs w:val="20"/>
         </w:rPr>
-        <w:t>141. Which can be called from within a SELECT statement?</w:t>
+        <w:t>41. Which can be called from within a SELECT statement?</w:t>
       </w:r>
     </w:p>
     <w:p>
@@ -4481,7 +4467,7 @@
           <w:sz w:val="20"/>
           <w:szCs w:val="20"/>
         </w:rPr>
-        <w:t>142. Which can return multiple result sets?</w:t>
+        <w:t>42. Which can return multiple result sets?</w:t>
       </w:r>
     </w:p>
     <w:p>
@@ -4565,6 +4551,42 @@
         <w:spacing w:after="0" w:line="240" w:lineRule="auto"/>
         <w:rPr>
           <w:rFonts w:ascii="Arial" w:hAnsi="Arial" w:cs="Arial"/>
+          <w:b/>
+          <w:bCs/>
+          <w:sz w:val="20"/>
+          <w:szCs w:val="20"/>
+        </w:rPr>
+      </w:pPr>
+    </w:p>
+    <w:p>
+      <w:pPr>
+        <w:spacing w:after="0" w:line="240" w:lineRule="auto"/>
+        <w:rPr>
+          <w:rFonts w:ascii="Arial" w:hAnsi="Arial" w:cs="Arial"/>
+          <w:b/>
+          <w:bCs/>
+          <w:sz w:val="20"/>
+          <w:szCs w:val="20"/>
+        </w:rPr>
+      </w:pPr>
+    </w:p>
+    <w:p>
+      <w:pPr>
+        <w:spacing w:after="0" w:line="240" w:lineRule="auto"/>
+        <w:rPr>
+          <w:rFonts w:ascii="Arial" w:hAnsi="Arial" w:cs="Arial"/>
+          <w:b/>
+          <w:bCs/>
+          <w:sz w:val="20"/>
+          <w:szCs w:val="20"/>
+        </w:rPr>
+      </w:pPr>
+    </w:p>
+    <w:p>
+      <w:pPr>
+        <w:spacing w:after="0" w:line="240" w:lineRule="auto"/>
+        <w:rPr>
+          <w:rFonts w:ascii="Arial" w:hAnsi="Arial" w:cs="Arial"/>
           <w:sz w:val="20"/>
           <w:szCs w:val="20"/>
         </w:rPr>
@@ -4584,7 +4606,7 @@
           <w:sz w:val="20"/>
           <w:szCs w:val="20"/>
         </w:rPr>
-        <w:t>143. Which can have OUT parameters?</w:t>
+        <w:t>43. Which can have OUT parameters?</w:t>
       </w:r>
     </w:p>
     <w:p>
@@ -4687,7 +4709,7 @@
           <w:sz w:val="20"/>
           <w:szCs w:val="20"/>
         </w:rPr>
-        <w:t>144. Which cannot have transaction control statements (COMMIT) inside?</w:t>
+        <w:t>44. Which cannot have transaction control statements (COMMIT) inside?</w:t>
       </w:r>
     </w:p>
     <w:p>
@@ -4786,7 +4808,7 @@
           <w:sz w:val="20"/>
           <w:szCs w:val="20"/>
         </w:rPr>
-        <w:t>145. Write a procedure to loop through numbers 1 to 10 and sum them. Which loop is most natural?</w:t>
+        <w:t>45. Write a procedure to loop through numbers 1 to 10 and sum them. Which loop is most natural?</w:t>
       </w:r>
     </w:p>
     <w:p>
@@ -4889,7 +4911,7 @@
           <w:sz w:val="20"/>
           <w:szCs w:val="20"/>
         </w:rPr>
-        <w:t>146. To exit a loop when a condition becomes true at the end, best to use:</w:t>
+        <w:t>46. To exit a loop when a condition becomes true at the end, best to use:</w:t>
       </w:r>
     </w:p>
     <w:p>
@@ -4992,7 +5014,7 @@
           <w:sz w:val="20"/>
           <w:szCs w:val="20"/>
         </w:rPr>
-        <w:t>147. To skip even numbers in a loop, you use:</w:t>
+        <w:t>47. To skip even numbers in a loop, you use:</w:t>
       </w:r>
     </w:p>
     <w:p>
@@ -5095,7 +5117,7 @@
           <w:sz w:val="20"/>
           <w:szCs w:val="20"/>
         </w:rPr>
-        <w:t>148. A procedure that takes IN employee_id and OUT bonus_amount calculates bonus based on salary. This uses:</w:t>
+        <w:t>48. A procedure that takes IN employee_id and OUT bonus_amount calculates bonus based on salary. This uses:</w:t>
       </w:r>
     </w:p>
     <w:p>
@@ -5198,7 +5220,7 @@
           <w:sz w:val="20"/>
           <w:szCs w:val="20"/>
         </w:rPr>
-        <w:t>149. A cursor FETCH into variables must match:</w:t>
+        <w:t>49. A cursor FETCH into variables must match:</w:t>
       </w:r>
     </w:p>
     <w:p>
@@ -5301,7 +5323,7 @@
           <w:sz w:val="20"/>
           <w:szCs w:val="20"/>
         </w:rPr>
-        <w:t>150. When using cursor with JOIN, the result set is:</w:t>
+        <w:t>50. When using cursor with JOIN, the result set is:</w:t>
       </w:r>
     </w:p>
     <w:p>
@@ -5384,16 +5406,6 @@
           <w:sz w:val="20"/>
           <w:szCs w:val="20"/>
         </w:rPr>
-      </w:pPr>
-    </w:p>
-    <w:p>
-      <w:pPr>
-        <w:spacing w:after="0" w:line="240" w:lineRule="auto"/>
-        <w:rPr>
-          <w:rFonts w:ascii="Arial" w:hAnsi="Arial" w:cs="Arial"/>
-          <w:sz w:val="20"/>
-          <w:szCs w:val="20"/>
-        </w:rPr>
         <w:sectPr>
           <w:type w:val="continuous"/>
           <w:pgSz w:w="11906" w:h="16838"/>
@@ -5410,7 +5422,7 @@
           <w:sz w:val="20"/>
           <w:szCs w:val="20"/>
         </w:rPr>
-        <w:t>151. JSON_EXTRACT('{"name":"John"}', '$.name') returns:</w:t>
+        <w:t>51. JSON_EXTRACT('{"name":"John"}', '$.name') returns:</w:t>
       </w:r>
     </w:p>
     <w:p>
@@ -5513,7 +5525,7 @@
           <w:sz w:val="20"/>
           <w:szCs w:val="20"/>
         </w:rPr>
-        <w:t>152. JSON_TYPE('[1,2,3]') returns:</w:t>
+        <w:t>52. JSON_TYPE('[1,2,3]') returns:</w:t>
       </w:r>
     </w:p>
     <w:p>
@@ -5614,7 +5626,7 @@
           <w:sz w:val="20"/>
           <w:szCs w:val="20"/>
         </w:rPr>
-        <w:t>153. MD5('hello') returns:</w:t>
+        <w:t>53. MD5('hello') returns:</w:t>
       </w:r>
     </w:p>
     <w:p>
@@ -5717,7 +5729,7 @@
           <w:sz w:val="20"/>
           <w:szCs w:val="20"/>
         </w:rPr>
-        <w:t>154. SHA2('hello', 256) returns:</w:t>
+        <w:t>54. SHA2('hello', 256) returns:</w:t>
       </w:r>
     </w:p>
     <w:p>
@@ -5816,7 +5828,7 @@
           <w:sz w:val="20"/>
           <w:szCs w:val="20"/>
         </w:rPr>
-        <w:t>155. CONNECTION_ID() returns:</w:t>
+        <w:t>55. CONNECTION_ID() returns:</w:t>
       </w:r>
     </w:p>
     <w:p>
@@ -5919,7 +5931,7 @@
           <w:sz w:val="20"/>
           <w:szCs w:val="20"/>
         </w:rPr>
-        <w:t>156. BENCHMARK(1000000, MD5('test')) is used to:</w:t>
+        <w:t>56. BENCHMARK(1000000, MD5('test')) is used to:</w:t>
       </w:r>
     </w:p>
     <w:p>
@@ -6019,6 +6031,18 @@
         <w:spacing w:after="0" w:line="240" w:lineRule="auto"/>
         <w:rPr>
           <w:rFonts w:ascii="Arial" w:hAnsi="Arial" w:cs="Arial"/>
+          <w:b/>
+          <w:bCs/>
+          <w:sz w:val="20"/>
+          <w:szCs w:val="20"/>
+        </w:rPr>
+      </w:pPr>
+    </w:p>
+    <w:p>
+      <w:pPr>
+        <w:spacing w:after="0" w:line="240" w:lineRule="auto"/>
+        <w:rPr>
+          <w:rFonts w:ascii="Arial" w:hAnsi="Arial" w:cs="Arial"/>
           <w:sz w:val="20"/>
           <w:szCs w:val="20"/>
         </w:rPr>
@@ -6038,7 +6062,7 @@
           <w:sz w:val="20"/>
           <w:szCs w:val="20"/>
         </w:rPr>
-        <w:t>157. Which statement allows execution of dynamically constructed SQL in stored procedure?</w:t>
+        <w:t>57. Which statement allows execution of dynamically constructed SQL in stored procedure?</w:t>
       </w:r>
     </w:p>
     <w:p>
@@ -6141,7 +6165,7 @@
           <w:sz w:val="20"/>
           <w:szCs w:val="20"/>
         </w:rPr>
-        <w:t>158. Dynamic SQL in procedures can be used for:</w:t>
+        <w:t>58. Dynamic SQL in procedures can be used for:</w:t>
       </w:r>
     </w:p>
     <w:p>
@@ -6244,7 +6268,7 @@
           <w:sz w:val="20"/>
           <w:szCs w:val="20"/>
         </w:rPr>
-        <w:t>159. The PREPARE statement is used to:</w:t>
+        <w:t>59. The PREPARE statement is used to:</w:t>
       </w:r>
     </w:p>
     <w:p>
@@ -6347,7 +6371,7 @@
           <w:sz w:val="20"/>
           <w:szCs w:val="20"/>
         </w:rPr>
-        <w:t>160. To prevent SQL injection with dynamic SQL, you should:</w:t>
+        <w:t>60. To prevent SQL injection with dynamic SQL, you should:</w:t>
       </w:r>
     </w:p>
     <w:p>
@@ -6446,7 +6470,7 @@
           <w:sz w:val="20"/>
           <w:szCs w:val="20"/>
         </w:rPr>
-        <w:t>161. SHOW CREATE PROCEDURE proc_name displays:</w:t>
+        <w:t>61. SHOW CREATE PROCEDURE proc_name displays:</w:t>
       </w:r>
     </w:p>
     <w:p>
@@ -6549,7 +6573,7 @@
           <w:sz w:val="20"/>
           <w:szCs w:val="20"/>
         </w:rPr>
-        <w:t>162. DROP PROCEDURE IF EXISTS proc_name; prevents:</w:t>
+        <w:t>62. DROP PROCEDURE IF EXISTS proc_name; prevents:</w:t>
       </w:r>
     </w:p>
     <w:p>
@@ -6648,7 +6672,7 @@
           <w:sz w:val="20"/>
           <w:szCs w:val="20"/>
         </w:rPr>
-        <w:t>163. In a CASE statement inside a procedure, if no match and no ELSE, the CASE statement:</w:t>
+        <w:t>63. In a CASE statement inside a procedure, if no match and no ELSE, the CASE statement:</w:t>
       </w:r>
     </w:p>
     <w:p>
@@ -6751,7 +6775,7 @@
           <w:sz w:val="20"/>
           <w:szCs w:val="20"/>
         </w:rPr>
-        <w:t>164. Nested IF statements in MySQL can be nested up to:</w:t>
+        <w:t>64. Nested IF statements in MySQL can be nested up to:</w:t>
       </w:r>
     </w:p>
     <w:p>
@@ -6850,7 +6874,7 @@
           <w:sz w:val="20"/>
           <w:szCs w:val="20"/>
         </w:rPr>
-        <w:t>165. A typical cursor loop uses:</w:t>
+        <w:t>65. A typical cursor loop uses:</w:t>
       </w:r>
     </w:p>
     <w:p>
@@ -6953,7 +6977,7 @@
           <w:sz w:val="20"/>
           <w:szCs w:val="20"/>
         </w:rPr>
-        <w:t>166. To process a table row by row for complex calculation that cannot be done in SQL, you use:</w:t>
+        <w:t>66. To process a table row by row for complex calculation that cannot be done in SQL, you use:</w:t>
       </w:r>
     </w:p>
     <w:p>
@@ -7056,7 +7080,7 @@
           <w:sz w:val="20"/>
           <w:szCs w:val="20"/>
         </w:rPr>
-        <w:t>167. Cursors in MySQL are implemented as:</w:t>
+        <w:t>67. Cursors in MySQL are implemented as:</w:t>
       </w:r>
     </w:p>
     <w:p>
@@ -7159,7 +7183,7 @@
           <w:sz w:val="20"/>
           <w:szCs w:val="20"/>
         </w:rPr>
-        <w:t>168. The default cursor type in MySQL is:</w:t>
+        <w:t>68. The default cursor type in MySQL is:</w:t>
       </w:r>
     </w:p>
     <w:p>
@@ -7258,7 +7282,7 @@
           <w:sz w:val="20"/>
           <w:szCs w:val="20"/>
         </w:rPr>
-        <w:t>169. Variable declared inside BEGIN ... END has scope:</w:t>
+        <w:t>69. Variable declared inside BEGIN ... END has scope:</w:t>
       </w:r>
     </w:p>
     <w:p>
@@ -7361,7 +7385,7 @@
           <w:sz w:val="20"/>
           <w:szCs w:val="20"/>
         </w:rPr>
-        <w:t>170. User-defined variables (with @) have scope:</w:t>
+        <w:t>70. User-defined variables (with @) have scope:</w:t>
       </w:r>
     </w:p>
     <w:p>
@@ -7488,7 +7512,7 @@
           <w:sz w:val="20"/>
           <w:szCs w:val="20"/>
         </w:rPr>
-        <w:t>171. To declare a local variable in procedure, you use:</w:t>
+        <w:t>71. To declare a local variable in procedure, you use:</w:t>
       </w:r>
     </w:p>
     <w:p>
@@ -7591,7 +7615,7 @@
           <w:sz w:val="20"/>
           <w:szCs w:val="20"/>
         </w:rPr>
-        <w:t>172. Local variables are initialized to:</w:t>
+        <w:t>72. Local variables are initialized to:</w:t>
       </w:r>
     </w:p>
     <w:p>
@@ -7690,7 +7714,7 @@
           <w:sz w:val="20"/>
           <w:szCs w:val="20"/>
         </w:rPr>
-        <w:t>173. The EXECUTE privilege is required to:</w:t>
+        <w:t>73. The EXECUTE privilege is required to:</w:t>
       </w:r>
     </w:p>
     <w:p>
@@ -7793,7 +7817,7 @@
           <w:sz w:val="20"/>
           <w:szCs w:val="20"/>
         </w:rPr>
-        <w:t>174. If a procedure is defined with SQL SECURITY DEFINER, and caller has EXECUTE but definer has SELECT on underlying table:</w:t>
+        <w:t>74. If a procedure is defined with SQL SECURITY DEFINER, and caller has EXECUTE but definer has SELECT on underlying table:</w:t>
       </w:r>
     </w:p>
     <w:p>
@@ -7892,7 +7916,7 @@
           <w:sz w:val="20"/>
           <w:szCs w:val="20"/>
         </w:rPr>
-        <w:t>175. Which is NOT a debugging technique for stored procedures?</w:t>
+        <w:t>75. Which is NOT a debugging technique for stored procedures?</w:t>
       </w:r>
     </w:p>
     <w:p>
@@ -7995,7 +8019,7 @@
           <w:sz w:val="20"/>
           <w:szCs w:val="20"/>
         </w:rPr>
-        <w:t>176. SIGNAL SQLSTATE '45000' SET MESSAGE_TEXT = 'Custom error'; does what?</w:t>
+        <w:t>76. SIGNAL SQLSTATE '45000' SET MESSAGE_TEXT = 'Custom error'; does what?</w:t>
       </w:r>
     </w:p>
     <w:p>
@@ -8094,7 +8118,7 @@
           <w:sz w:val="20"/>
           <w:szCs w:val="20"/>
         </w:rPr>
-        <w:t>177. Can you use aggregate functions inside a stored function that is called in WHERE clause?</w:t>
+        <w:t>77. Can you use aggregate functions inside a stored function that is called in WHERE clause?</w:t>
       </w:r>
     </w:p>
     <w:p>
@@ -8193,7 +8217,7 @@
           <w:sz w:val="20"/>
           <w:szCs w:val="20"/>
         </w:rPr>
-        <w:t>178. A stored procedure can create a temporary table that:</w:t>
+        <w:t>78. A stored procedure can create a temporary table that:</w:t>
       </w:r>
     </w:p>
     <w:p>
@@ -8292,7 +8316,7 @@
           <w:sz w:val="20"/>
           <w:szCs w:val="20"/>
         </w:rPr>
-        <w:t>179. Which scenario justifies cursor usage?</w:t>
+        <w:t>79. Which scenario justifies cursor usage?</w:t>
       </w:r>
     </w:p>
     <w:p>
@@ -8388,7 +8412,7 @@
           <w:sz w:val="20"/>
           <w:szCs w:val="20"/>
         </w:rPr>
-        <w:t>180. Window functions (ROW_NUMBER, SUM OVER) are often faster than cursors.</w:t>
+        <w:t>80. Window functions (ROW_NUMBER, SUM OVER) are often faster than cursors.</w:t>
       </w:r>
       <w:r>
         <w:rPr>
@@ -8443,7 +8467,17 @@
           <w:sz w:val="20"/>
           <w:szCs w:val="20"/>
         </w:rPr>
-        <w:t>181. A stored procedure can contain:</w:t>
+        <w:t>8</w:t>
+      </w:r>
+      <w:r>
+        <w:rPr>
+          <w:rFonts w:ascii="Arial" w:hAnsi="Arial" w:cs="Arial"/>
+          <w:b/>
+          <w:bCs/>
+          <w:sz w:val="20"/>
+          <w:szCs w:val="20"/>
+        </w:rPr>
+        <w:t>1. A stored procedure can contain:</w:t>
       </w:r>
     </w:p>
     <w:p>
@@ -8546,7 +8580,7 @@
           <w:sz w:val="20"/>
           <w:szCs w:val="20"/>
         </w:rPr>
-        <w:t>182. If a procedure fails after COMMIT, the committed changes:</w:t>
+        <w:t>82. If a procedure fails after COMMIT, the committed changes:</w:t>
       </w:r>
     </w:p>
     <w:p>
@@ -8645,7 +8679,7 @@
           <w:sz w:val="20"/>
           <w:szCs w:val="20"/>
         </w:rPr>
-        <w:t>183. A stored procedure can return multiple result sets to client.</w:t>
+        <w:t>83. A stored procedure can return multiple result sets to client.</w:t>
       </w:r>
     </w:p>
     <w:p>
@@ -8730,7 +8764,7 @@
           <w:sz w:val="20"/>
           <w:szCs w:val="20"/>
         </w:rPr>
-        <w:t>184. In MySQL, a stored procedure without parameters can be called as:</w:t>
+        <w:t>84. In MySQL, a stored procedure without parameters can be called as:</w:t>
       </w:r>
     </w:p>
     <w:p>
@@ -8839,7 +8873,7 @@
           <w:sz w:val="20"/>
           <w:szCs w:val="20"/>
         </w:rPr>
-        <w:t>185. CAST('123' AS SIGNED) returns:</w:t>
+        <w:t>85. CAST('123' AS SIGNED) returns:</w:t>
       </w:r>
     </w:p>
     <w:p>
@@ -8942,7 +8976,7 @@
           <w:sz w:val="20"/>
           <w:szCs w:val="20"/>
         </w:rPr>
-        <w:t>186. CONVERT('2024-06-09', DATE) returns:</w:t>
+        <w:t>86. CONVERT('2024-06-09', DATE) returns:</w:t>
       </w:r>
     </w:p>
     <w:p>
@@ -9045,7 +9079,17 @@
           <w:sz w:val="20"/>
           <w:szCs w:val="20"/>
         </w:rPr>
-        <w:t>187. Maximum number of cursors per stored procedure?</w:t>
+        <w:t>8</w:t>
+      </w:r>
+      <w:r>
+        <w:rPr>
+          <w:rFonts w:ascii="Arial" w:hAnsi="Arial" w:cs="Arial"/>
+          <w:b/>
+          <w:bCs/>
+          <w:sz w:val="20"/>
+          <w:szCs w:val="20"/>
+        </w:rPr>
+        <w:t>7. Maximum number of cursors per stored procedure?</w:t>
       </w:r>
     </w:p>
     <w:p>
@@ -9141,7 +9185,7 @@
           <w:sz w:val="20"/>
           <w:szCs w:val="20"/>
         </w:rPr>
-        <w:t>188. A cursor cannot be declared inside a loop.</w:t>
+        <w:t>88. A cursor cannot be declared inside a loop.</w:t>
       </w:r>
       <w:r>
         <w:rPr>
@@ -9196,7 +9240,7 @@
           <w:sz w:val="20"/>
           <w:szCs w:val="20"/>
         </w:rPr>
-        <w:t>189. ROW_COUNT() returns:</w:t>
+        <w:t>89. ROW_COUNT() returns:</w:t>
       </w:r>
     </w:p>
     <w:p>
@@ -9299,7 +9343,7 @@
           <w:sz w:val="20"/>
           <w:szCs w:val="20"/>
         </w:rPr>
-        <w:t>190. FOUND_ROWS() works with:</w:t>
+        <w:t>90. FOUND_ROWS() works with:</w:t>
       </w:r>
     </w:p>
     <w:p>
@@ -9398,7 +9442,7 @@
           <w:sz w:val="20"/>
           <w:szCs w:val="20"/>
         </w:rPr>
-        <w:t>191. Which data type cannot be used for a stored procedure parameter?</w:t>
+        <w:t>91. Which data type cannot be used for a stored procedure parameter?</w:t>
       </w:r>
     </w:p>
     <w:p>
@@ -9501,7 +9545,7 @@
           <w:sz w:val="20"/>
           <w:szCs w:val="20"/>
         </w:rPr>
-        <w:t>192. Can a parameter be declared with DEFAULT value?</w:t>
+        <w:t>92. Can a parameter be declared with DEFAULT value?</w:t>
       </w:r>
     </w:p>
     <w:p>
@@ -9593,7 +9637,7 @@
           <w:sz w:val="20"/>
           <w:szCs w:val="20"/>
         </w:rPr>
-        <w:t>193. A label name in MySQL must be unique within the procedure.</w:t>
+        <w:t>93. A label name in MySQL must be unique within the procedure.</w:t>
       </w:r>
       <w:r>
         <w:rPr>
@@ -9650,7 +9694,7 @@
           <w:sz w:val="20"/>
           <w:szCs w:val="20"/>
         </w:rPr>
-        <w:t>194. LEAVE can be used without a label:</w:t>
+        <w:t>94. LEAVE can be used without a label:</w:t>
       </w:r>
     </w:p>
     <w:p>
@@ -9749,7 +9793,7 @@
           <w:sz w:val="20"/>
           <w:szCs w:val="20"/>
         </w:rPr>
-        <w:t>195. A recursive procedure to compute factorial must have:</w:t>
+        <w:t>95. A recursive procedure to compute factorial must have:</w:t>
       </w:r>
     </w:p>
     <w:p>
@@ -9852,7 +9896,7 @@
           <w:sz w:val="20"/>
           <w:szCs w:val="20"/>
         </w:rPr>
-        <w:t>196. Without recursion depth limit, a recursive procedure may cause:</w:t>
+        <w:t>96. Without recursion depth limit, a recursive procedure may cause:</w:t>
       </w:r>
     </w:p>
     <w:p>
@@ -9951,7 +9995,7 @@
           <w:sz w:val="20"/>
           <w:szCs w:val="20"/>
         </w:rPr>
-        <w:t>197. Given: CREATE PROCEDURE p(INOUT x INT) SET x = x * 2; SET @a = 5; CALL p(@a); SELECT @a; result?</w:t>
+        <w:t>97. Given: CREATE PROCEDURE p(INOUT x INT) SET x = x * 2; SET @a = 5; CALL p(@a); SELECT @a; result?</w:t>
       </w:r>
     </w:p>
     <w:p>
@@ -10050,7 +10094,7 @@
           <w:sz w:val="20"/>
           <w:szCs w:val="20"/>
         </w:rPr>
-        <w:t>198. GROUP_CONCAT(salary) in a query with GROUP BY returns:</w:t>
+        <w:t>98. GROUP_CONCAT(salary) in a query with GROUP BY returns:</w:t>
       </w:r>
     </w:p>
     <w:p>
@@ -10189,7 +10233,7 @@
           <w:sz w:val="20"/>
           <w:szCs w:val="20"/>
         </w:rPr>
-        <w:t>199. To allow a user to execute a procedure but not access underlying tables directly, you use:</w:t>
+        <w:t>99. To allow a user to execute a procedure but not access underlying tables directly, you use:</w:t>
       </w:r>
     </w:p>
     <w:p>
@@ -10292,7 +10336,17 @@
           <w:sz w:val="20"/>
           <w:szCs w:val="20"/>
         </w:rPr>
-        <w:t>200. The correct way to call a stored procedure from another stored procedure is:</w:t>
+        <w:t>1</w:t>
+      </w:r>
+      <w:r>
+        <w:rPr>
+          <w:rFonts w:ascii="Arial" w:hAnsi="Arial" w:cs="Arial"/>
+          <w:b/>
+          <w:bCs/>
+          <w:sz w:val="20"/>
+          <w:szCs w:val="20"/>
+        </w:rPr>
+        <w:t>00. The correct way to call a stored procedure from another stored procedure is:</w:t>
       </w:r>
     </w:p>
     <w:p>
@@ -10437,19 +10491,19 @@
         <w:tblLook w:val="04A0" w:firstRow="1" w:lastRow="0" w:firstColumn="1" w:lastColumn="0" w:noHBand="0" w:noVBand="1"/>
       </w:tblPr>
       <w:tblGrid>
-        <w:gridCol w:w="959"/>
-        <w:gridCol w:w="388"/>
-        <w:gridCol w:w="388"/>
-        <w:gridCol w:w="972"/>
-        <w:gridCol w:w="723"/>
-        <w:gridCol w:w="959"/>
-        <w:gridCol w:w="972"/>
-        <w:gridCol w:w="479"/>
-        <w:gridCol w:w="479"/>
-        <w:gridCol w:w="959"/>
-        <w:gridCol w:w="972"/>
-        <w:gridCol w:w="959"/>
-        <w:gridCol w:w="972"/>
+        <w:gridCol w:w="942"/>
+        <w:gridCol w:w="326"/>
+        <w:gridCol w:w="326"/>
+        <w:gridCol w:w="1150"/>
+        <w:gridCol w:w="651"/>
+        <w:gridCol w:w="651"/>
+        <w:gridCol w:w="1150"/>
+        <w:gridCol w:w="326"/>
+        <w:gridCol w:w="326"/>
+        <w:gridCol w:w="942"/>
+        <w:gridCol w:w="1150"/>
+        <w:gridCol w:w="1091"/>
+        <w:gridCol w:w="1150"/>
       </w:tblGrid>
       <w:tr>
         <w:trPr>
@@ -10477,13 +10531,17 @@
               <w:spacing w:after="0" w:line="240" w:lineRule="auto"/>
               <w:rPr>
                 <w:rFonts w:ascii="Arial" w:hAnsi="Arial" w:cs="Arial"/>
-                <w:sz w:val="20"/>
-                <w:szCs w:val="20"/>
-              </w:rPr>
-            </w:pPr>
-            <w:r>
-              <w:rPr>
-                <w:rFonts w:ascii="Arial" w:hAnsi="Arial" w:cs="Arial"/>
+                <w:b/>
+                <w:bCs/>
+                <w:sz w:val="20"/>
+                <w:szCs w:val="20"/>
+              </w:rPr>
+            </w:pPr>
+            <w:r>
+              <w:rPr>
+                <w:rFonts w:ascii="Arial" w:hAnsi="Arial" w:cs="Arial"/>
+                <w:b/>
+                <w:bCs/>
                 <w:sz w:val="20"/>
                 <w:szCs w:val="20"/>
               </w:rPr>
@@ -10512,13 +10570,17 @@
               <w:spacing w:after="0" w:line="240" w:lineRule="auto"/>
               <w:rPr>
                 <w:rFonts w:ascii="Arial" w:hAnsi="Arial" w:cs="Arial"/>
-                <w:sz w:val="20"/>
-                <w:szCs w:val="20"/>
-              </w:rPr>
-            </w:pPr>
-            <w:r>
-              <w:rPr>
-                <w:rFonts w:ascii="Arial" w:hAnsi="Arial" w:cs="Arial"/>
+                <w:b/>
+                <w:bCs/>
+                <w:sz w:val="20"/>
+                <w:szCs w:val="20"/>
+              </w:rPr>
+            </w:pPr>
+            <w:r>
+              <w:rPr>
+                <w:rFonts w:ascii="Arial" w:hAnsi="Arial" w:cs="Arial"/>
+                <w:b/>
+                <w:bCs/>
                 <w:sz w:val="20"/>
                 <w:szCs w:val="20"/>
               </w:rPr>
@@ -10547,13 +10609,17 @@
               <w:spacing w:after="0" w:line="240" w:lineRule="auto"/>
               <w:rPr>
                 <w:rFonts w:ascii="Arial" w:hAnsi="Arial" w:cs="Arial"/>
-                <w:sz w:val="20"/>
-                <w:szCs w:val="20"/>
-              </w:rPr>
-            </w:pPr>
-            <w:r>
-              <w:rPr>
-                <w:rFonts w:ascii="Arial" w:hAnsi="Arial" w:cs="Arial"/>
+                <w:b/>
+                <w:bCs/>
+                <w:sz w:val="20"/>
+                <w:szCs w:val="20"/>
+              </w:rPr>
+            </w:pPr>
+            <w:r>
+              <w:rPr>
+                <w:rFonts w:ascii="Arial" w:hAnsi="Arial" w:cs="Arial"/>
+                <w:b/>
+                <w:bCs/>
                 <w:sz w:val="20"/>
                 <w:szCs w:val="20"/>
               </w:rPr>
@@ -10582,13 +10648,17 @@
               <w:spacing w:after="0" w:line="240" w:lineRule="auto"/>
               <w:rPr>
                 <w:rFonts w:ascii="Arial" w:hAnsi="Arial" w:cs="Arial"/>
-                <w:sz w:val="20"/>
-                <w:szCs w:val="20"/>
-              </w:rPr>
-            </w:pPr>
-            <w:r>
-              <w:rPr>
-                <w:rFonts w:ascii="Arial" w:hAnsi="Arial" w:cs="Arial"/>
+                <w:b/>
+                <w:bCs/>
+                <w:sz w:val="20"/>
+                <w:szCs w:val="20"/>
+              </w:rPr>
+            </w:pPr>
+            <w:r>
+              <w:rPr>
+                <w:rFonts w:ascii="Arial" w:hAnsi="Arial" w:cs="Arial"/>
+                <w:b/>
+                <w:bCs/>
                 <w:sz w:val="20"/>
                 <w:szCs w:val="20"/>
               </w:rPr>
@@ -10617,13 +10687,17 @@
               <w:spacing w:after="0" w:line="240" w:lineRule="auto"/>
               <w:rPr>
                 <w:rFonts w:ascii="Arial" w:hAnsi="Arial" w:cs="Arial"/>
-                <w:sz w:val="20"/>
-                <w:szCs w:val="20"/>
-              </w:rPr>
-            </w:pPr>
-            <w:r>
-              <w:rPr>
-                <w:rFonts w:ascii="Arial" w:hAnsi="Arial" w:cs="Arial"/>
+                <w:b/>
+                <w:bCs/>
+                <w:sz w:val="20"/>
+                <w:szCs w:val="20"/>
+              </w:rPr>
+            </w:pPr>
+            <w:r>
+              <w:rPr>
+                <w:rFonts w:ascii="Arial" w:hAnsi="Arial" w:cs="Arial"/>
+                <w:b/>
+                <w:bCs/>
                 <w:sz w:val="20"/>
                 <w:szCs w:val="20"/>
               </w:rPr>
@@ -10651,13 +10725,17 @@
               <w:spacing w:after="0" w:line="240" w:lineRule="auto"/>
               <w:rPr>
                 <w:rFonts w:ascii="Arial" w:hAnsi="Arial" w:cs="Arial"/>
-                <w:sz w:val="20"/>
-                <w:szCs w:val="20"/>
-              </w:rPr>
-            </w:pPr>
-            <w:r>
-              <w:rPr>
-                <w:rFonts w:ascii="Arial" w:hAnsi="Arial" w:cs="Arial"/>
+                <w:b/>
+                <w:bCs/>
+                <w:sz w:val="20"/>
+                <w:szCs w:val="20"/>
+              </w:rPr>
+            </w:pPr>
+            <w:r>
+              <w:rPr>
+                <w:rFonts w:ascii="Arial" w:hAnsi="Arial" w:cs="Arial"/>
+                <w:b/>
+                <w:bCs/>
                 <w:sz w:val="20"/>
                 <w:szCs w:val="20"/>
               </w:rPr>
@@ -10685,13 +10763,17 @@
               <w:spacing w:after="0" w:line="240" w:lineRule="auto"/>
               <w:rPr>
                 <w:rFonts w:ascii="Arial" w:hAnsi="Arial" w:cs="Arial"/>
-                <w:sz w:val="20"/>
-                <w:szCs w:val="20"/>
-              </w:rPr>
-            </w:pPr>
-            <w:r>
-              <w:rPr>
-                <w:rFonts w:ascii="Arial" w:hAnsi="Arial" w:cs="Arial"/>
+                <w:b/>
+                <w:bCs/>
+                <w:sz w:val="20"/>
+                <w:szCs w:val="20"/>
+              </w:rPr>
+            </w:pPr>
+            <w:r>
+              <w:rPr>
+                <w:rFonts w:ascii="Arial" w:hAnsi="Arial" w:cs="Arial"/>
+                <w:b/>
+                <w:bCs/>
                 <w:sz w:val="20"/>
                 <w:szCs w:val="20"/>
               </w:rPr>
@@ -10719,13 +10801,17 @@
               <w:spacing w:after="0" w:line="240" w:lineRule="auto"/>
               <w:rPr>
                 <w:rFonts w:ascii="Arial" w:hAnsi="Arial" w:cs="Arial"/>
-                <w:sz w:val="20"/>
-                <w:szCs w:val="20"/>
-              </w:rPr>
-            </w:pPr>
-            <w:r>
-              <w:rPr>
-                <w:rFonts w:ascii="Arial" w:hAnsi="Arial" w:cs="Arial"/>
+                <w:b/>
+                <w:bCs/>
+                <w:sz w:val="20"/>
+                <w:szCs w:val="20"/>
+              </w:rPr>
+            </w:pPr>
+            <w:r>
+              <w:rPr>
+                <w:rFonts w:ascii="Arial" w:hAnsi="Arial" w:cs="Arial"/>
+                <w:b/>
+                <w:bCs/>
                 <w:sz w:val="20"/>
                 <w:szCs w:val="20"/>
               </w:rPr>
@@ -10766,7 +10852,7 @@
                 <w:sz w:val="20"/>
                 <w:szCs w:val="20"/>
               </w:rPr>
-              <w:t>101</w:t>
+              <w:t>1</w:t>
             </w:r>
           </w:p>
         </w:tc>
@@ -10830,7 +10916,7 @@
                 <w:sz w:val="20"/>
                 <w:szCs w:val="20"/>
               </w:rPr>
-              <w:t>126</w:t>
+              <w:t>26</w:t>
             </w:r>
           </w:p>
         </w:tc>
@@ -10894,7 +10980,7 @@
                 <w:sz w:val="20"/>
                 <w:szCs w:val="20"/>
               </w:rPr>
-              <w:t>151</w:t>
+              <w:t>51</w:t>
             </w:r>
           </w:p>
         </w:tc>
@@ -10956,7 +11042,7 @@
                 <w:sz w:val="20"/>
                 <w:szCs w:val="20"/>
               </w:rPr>
-              <w:t>176</w:t>
+              <w:t>76</w:t>
             </w:r>
           </w:p>
         </w:tc>
@@ -11024,7 +11110,7 @@
                 <w:sz w:val="20"/>
                 <w:szCs w:val="20"/>
               </w:rPr>
-              <w:t>102</w:t>
+              <w:t>2</w:t>
             </w:r>
           </w:p>
         </w:tc>
@@ -11088,7 +11174,7 @@
                 <w:sz w:val="20"/>
                 <w:szCs w:val="20"/>
               </w:rPr>
-              <w:t>127</w:t>
+              <w:t>27</w:t>
             </w:r>
           </w:p>
         </w:tc>
@@ -11152,7 +11238,7 @@
                 <w:sz w:val="20"/>
                 <w:szCs w:val="20"/>
               </w:rPr>
-              <w:t>152</w:t>
+              <w:t>52</w:t>
             </w:r>
           </w:p>
         </w:tc>
@@ -11214,7 +11300,7 @@
                 <w:sz w:val="20"/>
                 <w:szCs w:val="20"/>
               </w:rPr>
-              <w:t>177</w:t>
+              <w:t>77</w:t>
             </w:r>
           </w:p>
         </w:tc>
@@ -11282,7 +11368,7 @@
                 <w:sz w:val="20"/>
                 <w:szCs w:val="20"/>
               </w:rPr>
-              <w:t>103</w:t>
+              <w:t>3</w:t>
             </w:r>
           </w:p>
         </w:tc>
@@ -11346,7 +11432,7 @@
                 <w:sz w:val="20"/>
                 <w:szCs w:val="20"/>
               </w:rPr>
-              <w:t>128</w:t>
+              <w:t>28</w:t>
             </w:r>
           </w:p>
         </w:tc>
@@ -11410,7 +11496,7 @@
                 <w:sz w:val="20"/>
                 <w:szCs w:val="20"/>
               </w:rPr>
-              <w:t>153</w:t>
+              <w:t>53</w:t>
             </w:r>
           </w:p>
         </w:tc>
@@ -11472,7 +11558,7 @@
                 <w:sz w:val="20"/>
                 <w:szCs w:val="20"/>
               </w:rPr>
-              <w:t>178</w:t>
+              <w:t>78</w:t>
             </w:r>
           </w:p>
         </w:tc>
@@ -11540,7 +11626,7 @@
                 <w:sz w:val="20"/>
                 <w:szCs w:val="20"/>
               </w:rPr>
-              <w:t>104</w:t>
+              <w:t>4</w:t>
             </w:r>
           </w:p>
         </w:tc>
@@ -11604,7 +11690,7 @@
                 <w:sz w:val="20"/>
                 <w:szCs w:val="20"/>
               </w:rPr>
-              <w:t>129</w:t>
+              <w:t>29</w:t>
             </w:r>
           </w:p>
         </w:tc>
@@ -11668,7 +11754,7 @@
                 <w:sz w:val="20"/>
                 <w:szCs w:val="20"/>
               </w:rPr>
-              <w:t>154</w:t>
+              <w:t>54</w:t>
             </w:r>
           </w:p>
         </w:tc>
@@ -11730,7 +11816,7 @@
                 <w:sz w:val="20"/>
                 <w:szCs w:val="20"/>
               </w:rPr>
-              <w:t>179</w:t>
+              <w:t>79</w:t>
             </w:r>
           </w:p>
         </w:tc>
@@ -11798,7 +11884,7 @@
                 <w:sz w:val="20"/>
                 <w:szCs w:val="20"/>
               </w:rPr>
-              <w:t>105</w:t>
+              <w:t>5</w:t>
             </w:r>
           </w:p>
         </w:tc>
@@ -11862,7 +11948,7 @@
                 <w:sz w:val="20"/>
                 <w:szCs w:val="20"/>
               </w:rPr>
-              <w:t>130</w:t>
+              <w:t>30</w:t>
             </w:r>
           </w:p>
         </w:tc>
@@ -11926,7 +12012,7 @@
                 <w:sz w:val="20"/>
                 <w:szCs w:val="20"/>
               </w:rPr>
-              <w:t>155</w:t>
+              <w:t>55</w:t>
             </w:r>
           </w:p>
         </w:tc>
@@ -11988,7 +12074,7 @@
                 <w:sz w:val="20"/>
                 <w:szCs w:val="20"/>
               </w:rPr>
-              <w:t>180</w:t>
+              <w:t>80</w:t>
             </w:r>
           </w:p>
         </w:tc>
@@ -12056,7 +12142,7 @@
                 <w:sz w:val="20"/>
                 <w:szCs w:val="20"/>
               </w:rPr>
-              <w:t>106</w:t>
+              <w:t>6</w:t>
             </w:r>
           </w:p>
         </w:tc>
@@ -12120,7 +12206,7 @@
                 <w:sz w:val="20"/>
                 <w:szCs w:val="20"/>
               </w:rPr>
-              <w:t>131</w:t>
+              <w:t>31</w:t>
             </w:r>
           </w:p>
         </w:tc>
@@ -12184,7 +12270,7 @@
                 <w:sz w:val="20"/>
                 <w:szCs w:val="20"/>
               </w:rPr>
-              <w:t>156</w:t>
+              <w:t>56</w:t>
             </w:r>
           </w:p>
         </w:tc>
@@ -12246,7 +12332,7 @@
                 <w:sz w:val="20"/>
                 <w:szCs w:val="20"/>
               </w:rPr>
-              <w:t>181</w:t>
+              <w:t>81</w:t>
             </w:r>
           </w:p>
         </w:tc>
@@ -12314,7 +12400,7 @@
                 <w:sz w:val="20"/>
                 <w:szCs w:val="20"/>
               </w:rPr>
-              <w:t>107</w:t>
+              <w:t>7</w:t>
             </w:r>
           </w:p>
         </w:tc>
@@ -12378,7 +12464,7 @@
                 <w:sz w:val="20"/>
                 <w:szCs w:val="20"/>
               </w:rPr>
-              <w:t>132</w:t>
+              <w:t>32</w:t>
             </w:r>
           </w:p>
         </w:tc>
@@ -12442,7 +12528,7 @@
                 <w:sz w:val="20"/>
                 <w:szCs w:val="20"/>
               </w:rPr>
-              <w:t>157</w:t>
+              <w:t>57</w:t>
             </w:r>
           </w:p>
         </w:tc>
@@ -12504,7 +12590,7 @@
                 <w:sz w:val="20"/>
                 <w:szCs w:val="20"/>
               </w:rPr>
-              <w:t>182</w:t>
+              <w:t>82</w:t>
             </w:r>
           </w:p>
         </w:tc>
@@ -12572,7 +12658,7 @@
                 <w:sz w:val="20"/>
                 <w:szCs w:val="20"/>
               </w:rPr>
-              <w:t>108</w:t>
+              <w:t>8</w:t>
             </w:r>
           </w:p>
         </w:tc>
@@ -12636,7 +12722,7 @@
                 <w:sz w:val="20"/>
                 <w:szCs w:val="20"/>
               </w:rPr>
-              <w:t>133</w:t>
+              <w:t>33</w:t>
             </w:r>
           </w:p>
         </w:tc>
@@ -12700,7 +12786,7 @@
                 <w:sz w:val="20"/>
                 <w:szCs w:val="20"/>
               </w:rPr>
-              <w:t>158</w:t>
+              <w:t>58</w:t>
             </w:r>
           </w:p>
         </w:tc>
@@ -12762,7 +12848,7 @@
                 <w:sz w:val="20"/>
                 <w:szCs w:val="20"/>
               </w:rPr>
-              <w:t>183</w:t>
+              <w:t>83</w:t>
             </w:r>
           </w:p>
         </w:tc>
@@ -12830,7 +12916,7 @@
                 <w:sz w:val="20"/>
                 <w:szCs w:val="20"/>
               </w:rPr>
-              <w:t>109</w:t>
+              <w:t>9</w:t>
             </w:r>
           </w:p>
         </w:tc>
@@ -12894,7 +12980,7 @@
                 <w:sz w:val="20"/>
                 <w:szCs w:val="20"/>
               </w:rPr>
-              <w:t>134</w:t>
+              <w:t>34</w:t>
             </w:r>
           </w:p>
         </w:tc>
@@ -12958,7 +13044,7 @@
                 <w:sz w:val="20"/>
                 <w:szCs w:val="20"/>
               </w:rPr>
-              <w:t>159</w:t>
+              <w:t>59</w:t>
             </w:r>
           </w:p>
         </w:tc>
@@ -13020,7 +13106,7 @@
                 <w:sz w:val="20"/>
                 <w:szCs w:val="20"/>
               </w:rPr>
-              <w:t>184</w:t>
+              <w:t>84</w:t>
             </w:r>
           </w:p>
         </w:tc>
@@ -13088,7 +13174,7 @@
                 <w:sz w:val="20"/>
                 <w:szCs w:val="20"/>
               </w:rPr>
-              <w:t>110</w:t>
+              <w:t>10</w:t>
             </w:r>
           </w:p>
         </w:tc>
@@ -13152,7 +13238,7 @@
                 <w:sz w:val="20"/>
                 <w:szCs w:val="20"/>
               </w:rPr>
-              <w:t>135</w:t>
+              <w:t>35</w:t>
             </w:r>
           </w:p>
         </w:tc>
@@ -13216,7 +13302,7 @@
                 <w:sz w:val="20"/>
                 <w:szCs w:val="20"/>
               </w:rPr>
-              <w:t>160</w:t>
+              <w:t>60</w:t>
             </w:r>
           </w:p>
         </w:tc>
@@ -13278,7 +13364,7 @@
                 <w:sz w:val="20"/>
                 <w:szCs w:val="20"/>
               </w:rPr>
-              <w:t>185</w:t>
+              <w:t>85</w:t>
             </w:r>
           </w:p>
         </w:tc>
@@ -13346,7 +13432,7 @@
                 <w:sz w:val="20"/>
                 <w:szCs w:val="20"/>
               </w:rPr>
-              <w:t>111</w:t>
+              <w:t>11</w:t>
             </w:r>
           </w:p>
         </w:tc>
@@ -13410,7 +13496,7 @@
                 <w:sz w:val="20"/>
                 <w:szCs w:val="20"/>
               </w:rPr>
-              <w:t>136</w:t>
+              <w:t>36</w:t>
             </w:r>
           </w:p>
         </w:tc>
@@ -13474,7 +13560,7 @@
                 <w:sz w:val="20"/>
                 <w:szCs w:val="20"/>
               </w:rPr>
-              <w:t>161</w:t>
+              <w:t>61</w:t>
             </w:r>
           </w:p>
         </w:tc>
@@ -13536,7 +13622,7 @@
                 <w:sz w:val="20"/>
                 <w:szCs w:val="20"/>
               </w:rPr>
-              <w:t>186</w:t>
+              <w:t>86</w:t>
             </w:r>
           </w:p>
         </w:tc>
@@ -13604,7 +13690,7 @@
                 <w:sz w:val="20"/>
                 <w:szCs w:val="20"/>
               </w:rPr>
-              <w:t>112</w:t>
+              <w:t>12</w:t>
             </w:r>
           </w:p>
         </w:tc>
@@ -13668,7 +13754,7 @@
                 <w:sz w:val="20"/>
                 <w:szCs w:val="20"/>
               </w:rPr>
-              <w:t>137</w:t>
+              <w:t>37</w:t>
             </w:r>
           </w:p>
         </w:tc>
@@ -13732,7 +13818,7 @@
                 <w:sz w:val="20"/>
                 <w:szCs w:val="20"/>
               </w:rPr>
-              <w:t>162</w:t>
+              <w:t>62</w:t>
             </w:r>
           </w:p>
         </w:tc>
@@ -13794,7 +13880,7 @@
                 <w:sz w:val="20"/>
                 <w:szCs w:val="20"/>
               </w:rPr>
-              <w:t>187</w:t>
+              <w:t>87</w:t>
             </w:r>
           </w:p>
         </w:tc>
@@ -13862,7 +13948,7 @@
                 <w:sz w:val="20"/>
                 <w:szCs w:val="20"/>
               </w:rPr>
-              <w:t>113</w:t>
+              <w:t>13</w:t>
             </w:r>
           </w:p>
         </w:tc>
@@ -13926,7 +14012,7 @@
                 <w:sz w:val="20"/>
                 <w:szCs w:val="20"/>
               </w:rPr>
-              <w:t>138</w:t>
+              <w:t>38</w:t>
             </w:r>
           </w:p>
         </w:tc>
@@ -13990,7 +14076,7 @@
                 <w:sz w:val="20"/>
                 <w:szCs w:val="20"/>
               </w:rPr>
-              <w:t>163</w:t>
+              <w:t>63</w:t>
             </w:r>
           </w:p>
         </w:tc>
@@ -14052,7 +14138,7 @@
                 <w:sz w:val="20"/>
                 <w:szCs w:val="20"/>
               </w:rPr>
-              <w:t>188</w:t>
+              <w:t>88</w:t>
             </w:r>
           </w:p>
         </w:tc>
@@ -14120,7 +14206,7 @@
                 <w:sz w:val="20"/>
                 <w:szCs w:val="20"/>
               </w:rPr>
-              <w:t>114</w:t>
+              <w:t>14</w:t>
             </w:r>
           </w:p>
         </w:tc>
@@ -14184,7 +14270,7 @@
                 <w:sz w:val="20"/>
                 <w:szCs w:val="20"/>
               </w:rPr>
-              <w:t>139</w:t>
+              <w:t>39</w:t>
             </w:r>
           </w:p>
         </w:tc>
@@ -14248,7 +14334,7 @@
                 <w:sz w:val="20"/>
                 <w:szCs w:val="20"/>
               </w:rPr>
-              <w:t>164</w:t>
+              <w:t>64</w:t>
             </w:r>
           </w:p>
         </w:tc>
@@ -14310,7 +14396,7 @@
                 <w:sz w:val="20"/>
                 <w:szCs w:val="20"/>
               </w:rPr>
-              <w:t>189</w:t>
+              <w:t>89</w:t>
             </w:r>
           </w:p>
         </w:tc>
@@ -14378,7 +14464,7 @@
                 <w:sz w:val="20"/>
                 <w:szCs w:val="20"/>
               </w:rPr>
-              <w:t>115</w:t>
+              <w:t>15</w:t>
             </w:r>
           </w:p>
         </w:tc>
@@ -14442,7 +14528,7 @@
                 <w:sz w:val="20"/>
                 <w:szCs w:val="20"/>
               </w:rPr>
-              <w:t>140</w:t>
+              <w:t>40</w:t>
             </w:r>
           </w:p>
         </w:tc>
@@ -14506,7 +14592,7 @@
                 <w:sz w:val="20"/>
                 <w:szCs w:val="20"/>
               </w:rPr>
-              <w:t>165</w:t>
+              <w:t>65</w:t>
             </w:r>
           </w:p>
         </w:tc>
@@ -14568,7 +14654,7 @@
                 <w:sz w:val="20"/>
                 <w:szCs w:val="20"/>
               </w:rPr>
-              <w:t>190</w:t>
+              <w:t>90</w:t>
             </w:r>
           </w:p>
         </w:tc>
@@ -14636,7 +14722,7 @@
                 <w:sz w:val="20"/>
                 <w:szCs w:val="20"/>
               </w:rPr>
-              <w:t>116</w:t>
+              <w:t>16</w:t>
             </w:r>
           </w:p>
         </w:tc>
@@ -14700,7 +14786,15 @@
                 <w:sz w:val="20"/>
                 <w:szCs w:val="20"/>
               </w:rPr>
-              <w:t>141</w:t>
+              <w:t>4</w:t>
+            </w:r>
+            <w:r>
+              <w:rPr>
+                <w:rFonts w:ascii="Arial" w:hAnsi="Arial" w:cs="Arial"/>
+                <w:sz w:val="20"/>
+                <w:szCs w:val="20"/>
+              </w:rPr>
+              <w:t>1</w:t>
             </w:r>
           </w:p>
         </w:tc>
@@ -14764,7 +14858,7 @@
                 <w:sz w:val="20"/>
                 <w:szCs w:val="20"/>
               </w:rPr>
-              <w:t>166</w:t>
+              <w:t>66</w:t>
             </w:r>
           </w:p>
         </w:tc>
@@ -14826,7 +14920,7 @@
                 <w:sz w:val="20"/>
                 <w:szCs w:val="20"/>
               </w:rPr>
-              <w:t>191</w:t>
+              <w:t>91</w:t>
             </w:r>
           </w:p>
         </w:tc>
@@ -14894,7 +14988,7 @@
                 <w:sz w:val="20"/>
                 <w:szCs w:val="20"/>
               </w:rPr>
-              <w:t>117</w:t>
+              <w:t>17</w:t>
             </w:r>
           </w:p>
         </w:tc>
@@ -14958,7 +15052,7 @@
                 <w:sz w:val="20"/>
                 <w:szCs w:val="20"/>
               </w:rPr>
-              <w:t>142</w:t>
+              <w:t>42</w:t>
             </w:r>
           </w:p>
         </w:tc>
@@ -15022,7 +15116,7 @@
                 <w:sz w:val="20"/>
                 <w:szCs w:val="20"/>
               </w:rPr>
-              <w:t>167</w:t>
+              <w:t>67</w:t>
             </w:r>
           </w:p>
         </w:tc>
@@ -15084,7 +15178,7 @@
                 <w:sz w:val="20"/>
                 <w:szCs w:val="20"/>
               </w:rPr>
-              <w:t>192</w:t>
+              <w:t>92</w:t>
             </w:r>
           </w:p>
         </w:tc>
@@ -15152,7 +15246,7 @@
                 <w:sz w:val="20"/>
                 <w:szCs w:val="20"/>
               </w:rPr>
-              <w:t>118</w:t>
+              <w:t>18</w:t>
             </w:r>
           </w:p>
         </w:tc>
@@ -15216,7 +15310,7 @@
                 <w:sz w:val="20"/>
                 <w:szCs w:val="20"/>
               </w:rPr>
-              <w:t>143</w:t>
+              <w:t>43</w:t>
             </w:r>
           </w:p>
         </w:tc>
@@ -15280,7 +15374,7 @@
                 <w:sz w:val="20"/>
                 <w:szCs w:val="20"/>
               </w:rPr>
-              <w:t>168</w:t>
+              <w:t>68</w:t>
             </w:r>
           </w:p>
         </w:tc>
@@ -15342,7 +15436,7 @@
                 <w:sz w:val="20"/>
                 <w:szCs w:val="20"/>
               </w:rPr>
-              <w:t>193</w:t>
+              <w:t>93</w:t>
             </w:r>
           </w:p>
         </w:tc>
@@ -15410,7 +15504,7 @@
                 <w:sz w:val="20"/>
                 <w:szCs w:val="20"/>
               </w:rPr>
-              <w:t>119</w:t>
+              <w:t>19</w:t>
             </w:r>
           </w:p>
         </w:tc>
@@ -15474,7 +15568,7 @@
                 <w:sz w:val="20"/>
                 <w:szCs w:val="20"/>
               </w:rPr>
-              <w:t>144</w:t>
+              <w:t>44</w:t>
             </w:r>
           </w:p>
         </w:tc>
@@ -15538,7 +15632,7 @@
                 <w:sz w:val="20"/>
                 <w:szCs w:val="20"/>
               </w:rPr>
-              <w:t>169</w:t>
+              <w:t>69</w:t>
             </w:r>
           </w:p>
         </w:tc>
@@ -15600,7 +15694,7 @@
                 <w:sz w:val="20"/>
                 <w:szCs w:val="20"/>
               </w:rPr>
-              <w:t>194</w:t>
+              <w:t>94</w:t>
             </w:r>
           </w:p>
         </w:tc>
@@ -15668,7 +15762,7 @@
                 <w:sz w:val="20"/>
                 <w:szCs w:val="20"/>
               </w:rPr>
-              <w:t>120</w:t>
+              <w:t>20</w:t>
             </w:r>
           </w:p>
         </w:tc>
@@ -15732,7 +15826,7 @@
                 <w:sz w:val="20"/>
                 <w:szCs w:val="20"/>
               </w:rPr>
-              <w:t>145</w:t>
+              <w:t>45</w:t>
             </w:r>
           </w:p>
         </w:tc>
@@ -15796,7 +15890,7 @@
                 <w:sz w:val="20"/>
                 <w:szCs w:val="20"/>
               </w:rPr>
-              <w:t>170</w:t>
+              <w:t>70</w:t>
             </w:r>
           </w:p>
         </w:tc>
@@ -15858,7 +15952,7 @@
                 <w:sz w:val="20"/>
                 <w:szCs w:val="20"/>
               </w:rPr>
-              <w:t>195</w:t>
+              <w:t>95</w:t>
             </w:r>
           </w:p>
         </w:tc>
@@ -15926,7 +16020,7 @@
                 <w:sz w:val="20"/>
                 <w:szCs w:val="20"/>
               </w:rPr>
-              <w:t>121</w:t>
+              <w:t>21</w:t>
             </w:r>
           </w:p>
         </w:tc>
@@ -15990,7 +16084,7 @@
                 <w:sz w:val="20"/>
                 <w:szCs w:val="20"/>
               </w:rPr>
-              <w:t>146</w:t>
+              <w:t>46</w:t>
             </w:r>
           </w:p>
         </w:tc>
@@ -16054,7 +16148,7 @@
                 <w:sz w:val="20"/>
                 <w:szCs w:val="20"/>
               </w:rPr>
-              <w:t>171</w:t>
+              <w:t>71</w:t>
             </w:r>
           </w:p>
         </w:tc>
@@ -16116,7 +16210,7 @@
                 <w:sz w:val="20"/>
                 <w:szCs w:val="20"/>
               </w:rPr>
-              <w:t>196</w:t>
+              <w:t>96</w:t>
             </w:r>
           </w:p>
         </w:tc>
@@ -16184,7 +16278,7 @@
                 <w:sz w:val="20"/>
                 <w:szCs w:val="20"/>
               </w:rPr>
-              <w:t>122</w:t>
+              <w:t>22</w:t>
             </w:r>
           </w:p>
         </w:tc>
@@ -16248,7 +16342,7 @@
                 <w:sz w:val="20"/>
                 <w:szCs w:val="20"/>
               </w:rPr>
-              <w:t>147</w:t>
+              <w:t>47</w:t>
             </w:r>
           </w:p>
         </w:tc>
@@ -16312,7 +16406,7 @@
                 <w:sz w:val="20"/>
                 <w:szCs w:val="20"/>
               </w:rPr>
-              <w:t>172</w:t>
+              <w:t>72</w:t>
             </w:r>
           </w:p>
         </w:tc>
@@ -16374,7 +16468,7 @@
                 <w:sz w:val="20"/>
                 <w:szCs w:val="20"/>
               </w:rPr>
-              <w:t>197</w:t>
+              <w:t>97</w:t>
             </w:r>
           </w:p>
         </w:tc>
@@ -16442,7 +16536,7 @@
                 <w:sz w:val="20"/>
                 <w:szCs w:val="20"/>
               </w:rPr>
-              <w:t>123</w:t>
+              <w:t>23</w:t>
             </w:r>
           </w:p>
         </w:tc>
@@ -16506,7 +16600,7 @@
                 <w:sz w:val="20"/>
                 <w:szCs w:val="20"/>
               </w:rPr>
-              <w:t>148</w:t>
+              <w:t>48</w:t>
             </w:r>
           </w:p>
         </w:tc>
@@ -16570,7 +16664,7 @@
                 <w:sz w:val="20"/>
                 <w:szCs w:val="20"/>
               </w:rPr>
-              <w:t>173</w:t>
+              <w:t>73</w:t>
             </w:r>
           </w:p>
         </w:tc>
@@ -16632,7 +16726,7 @@
                 <w:sz w:val="20"/>
                 <w:szCs w:val="20"/>
               </w:rPr>
-              <w:t>198</w:t>
+              <w:t>98</w:t>
             </w:r>
           </w:p>
         </w:tc>
@@ -16700,7 +16794,7 @@
                 <w:sz w:val="20"/>
                 <w:szCs w:val="20"/>
               </w:rPr>
-              <w:t>124</w:t>
+              <w:t>24</w:t>
             </w:r>
           </w:p>
         </w:tc>
@@ -16764,7 +16858,7 @@
                 <w:sz w:val="20"/>
                 <w:szCs w:val="20"/>
               </w:rPr>
-              <w:t>149</w:t>
+              <w:t>49</w:t>
             </w:r>
           </w:p>
         </w:tc>
@@ -16828,7 +16922,7 @@
                 <w:sz w:val="20"/>
                 <w:szCs w:val="20"/>
               </w:rPr>
-              <w:t>174</w:t>
+              <w:t>74</w:t>
             </w:r>
           </w:p>
         </w:tc>
@@ -16890,7 +16984,7 @@
                 <w:sz w:val="20"/>
                 <w:szCs w:val="20"/>
               </w:rPr>
-              <w:t>199</w:t>
+              <w:t>99</w:t>
             </w:r>
           </w:p>
         </w:tc>
@@ -16958,7 +17052,7 @@
                 <w:sz w:val="20"/>
                 <w:szCs w:val="20"/>
               </w:rPr>
-              <w:t>125</w:t>
+              <w:t>25</w:t>
             </w:r>
           </w:p>
         </w:tc>
@@ -17022,7 +17116,7 @@
                 <w:sz w:val="20"/>
                 <w:szCs w:val="20"/>
               </w:rPr>
-              <w:t>150</w:t>
+              <w:t>50</w:t>
             </w:r>
           </w:p>
         </w:tc>
@@ -17086,7 +17180,7 @@
                 <w:sz w:val="20"/>
                 <w:szCs w:val="20"/>
               </w:rPr>
-              <w:t>175</w:t>
+              <w:t>75</w:t>
             </w:r>
           </w:p>
         </w:tc>
@@ -17148,7 +17242,15 @@
                 <w:sz w:val="20"/>
                 <w:szCs w:val="20"/>
               </w:rPr>
-              <w:t>200</w:t>
+              <w:t>1</w:t>
+            </w:r>
+            <w:r>
+              <w:rPr>
+                <w:rFonts w:ascii="Arial" w:hAnsi="Arial" w:cs="Arial"/>
+                <w:sz w:val="20"/>
+                <w:szCs w:val="20"/>
+              </w:rPr>
+              <w:t>00</w:t>
             </w:r>
           </w:p>
         </w:tc>
@@ -17199,25 +17301,16 @@
               <w:right w:w="240" w:type="dxa"/>
             </w:tcMar>
             <w:vAlign w:val="center"/>
-            <w:hideMark/>
-          </w:tcPr>
-          <w:p>
-            <w:pPr>
-              <w:spacing w:after="0" w:line="240" w:lineRule="auto"/>
-              <w:rPr>
-                <w:rFonts w:ascii="Arial" w:hAnsi="Arial" w:cs="Arial"/>
-                <w:sz w:val="20"/>
-                <w:szCs w:val="20"/>
-              </w:rPr>
-            </w:pPr>
-            <w:r>
-              <w:rPr>
-                <w:rFonts w:ascii="Arial" w:hAnsi="Arial" w:cs="Arial"/>
-                <w:sz w:val="20"/>
-                <w:szCs w:val="20"/>
-              </w:rPr>
-              <w:t>125</w:t>
-            </w:r>
+          </w:tcPr>
+          <w:p>
+            <w:pPr>
+              <w:spacing w:after="0" w:line="240" w:lineRule="auto"/>
+              <w:rPr>
+                <w:rFonts w:ascii="Arial" w:hAnsi="Arial" w:cs="Arial"/>
+                <w:sz w:val="20"/>
+                <w:szCs w:val="20"/>
+              </w:rPr>
+            </w:pPr>
           </w:p>
         </w:tc>
         <w:tc>
@@ -17231,33 +17324,16 @@
               <w:right w:w="240" w:type="dxa"/>
             </w:tcMar>
             <w:vAlign w:val="center"/>
-            <w:hideMark/>
-          </w:tcPr>
-          <w:p>
-            <w:pPr>
-              <w:spacing w:after="0" w:line="240" w:lineRule="auto"/>
-              <w:rPr>
-                <w:rFonts w:ascii="Arial" w:hAnsi="Arial" w:cs="Arial"/>
-                <w:sz w:val="20"/>
-                <w:szCs w:val="20"/>
-              </w:rPr>
-            </w:pPr>
-            <w:r>
-              <w:rPr>
-                <w:rFonts w:ascii="Arial" w:hAnsi="Arial" w:cs="Arial"/>
-                <w:sz w:val="20"/>
-                <w:szCs w:val="20"/>
-              </w:rPr>
-              <w:t xml:space="preserve"> </w:t>
-            </w:r>
-            <w:r>
-              <w:rPr>
-                <w:rFonts w:ascii="Arial" w:hAnsi="Arial" w:cs="Arial"/>
-                <w:sz w:val="20"/>
-                <w:szCs w:val="20"/>
-              </w:rPr>
-              <w:t>A</w:t>
-            </w:r>
+          </w:tcPr>
+          <w:p>
+            <w:pPr>
+              <w:spacing w:after="0" w:line="240" w:lineRule="auto"/>
+              <w:rPr>
+                <w:rFonts w:ascii="Arial" w:hAnsi="Arial" w:cs="Arial"/>
+                <w:sz w:val="20"/>
+                <w:szCs w:val="20"/>
+              </w:rPr>
+            </w:pPr>
           </w:p>
         </w:tc>
         <w:tc>
@@ -17270,25 +17346,16 @@
               <w:right w:w="240" w:type="dxa"/>
             </w:tcMar>
             <w:vAlign w:val="center"/>
-            <w:hideMark/>
-          </w:tcPr>
-          <w:p>
-            <w:pPr>
-              <w:spacing w:after="0" w:line="240" w:lineRule="auto"/>
-              <w:rPr>
-                <w:rFonts w:ascii="Arial" w:hAnsi="Arial" w:cs="Arial"/>
-                <w:sz w:val="20"/>
-                <w:szCs w:val="20"/>
-              </w:rPr>
-            </w:pPr>
-            <w:r>
-              <w:rPr>
-                <w:rFonts w:ascii="Arial" w:hAnsi="Arial" w:cs="Arial"/>
-                <w:sz w:val="20"/>
-                <w:szCs w:val="20"/>
-              </w:rPr>
-              <w:t>150</w:t>
-            </w:r>
+          </w:tcPr>
+          <w:p>
+            <w:pPr>
+              <w:spacing w:after="0" w:line="240" w:lineRule="auto"/>
+              <w:rPr>
+                <w:rFonts w:ascii="Arial" w:hAnsi="Arial" w:cs="Arial"/>
+                <w:sz w:val="20"/>
+                <w:szCs w:val="20"/>
+              </w:rPr>
+            </w:pPr>
           </w:p>
         </w:tc>
         <w:tc>
@@ -17301,25 +17368,16 @@
               <w:right w:w="240" w:type="dxa"/>
             </w:tcMar>
             <w:vAlign w:val="center"/>
-            <w:hideMark/>
-          </w:tcPr>
-          <w:p>
-            <w:pPr>
-              <w:spacing w:after="0" w:line="240" w:lineRule="auto"/>
-              <w:rPr>
-                <w:rFonts w:ascii="Arial" w:hAnsi="Arial" w:cs="Arial"/>
-                <w:sz w:val="20"/>
-                <w:szCs w:val="20"/>
-              </w:rPr>
-            </w:pPr>
-            <w:r>
-              <w:rPr>
-                <w:rFonts w:ascii="Arial" w:hAnsi="Arial" w:cs="Arial"/>
-                <w:sz w:val="20"/>
-                <w:szCs w:val="20"/>
-              </w:rPr>
-              <w:t>A</w:t>
-            </w:r>
+          </w:tcPr>
+          <w:p>
+            <w:pPr>
+              <w:spacing w:after="0" w:line="240" w:lineRule="auto"/>
+              <w:rPr>
+                <w:rFonts w:ascii="Arial" w:hAnsi="Arial" w:cs="Arial"/>
+                <w:sz w:val="20"/>
+                <w:szCs w:val="20"/>
+              </w:rPr>
+            </w:pPr>
           </w:p>
         </w:tc>
         <w:tc>
@@ -17332,25 +17390,16 @@
               <w:right w:w="240" w:type="dxa"/>
             </w:tcMar>
             <w:vAlign w:val="center"/>
-            <w:hideMark/>
-          </w:tcPr>
-          <w:p>
-            <w:pPr>
-              <w:spacing w:after="0" w:line="240" w:lineRule="auto"/>
-              <w:rPr>
-                <w:rFonts w:ascii="Arial" w:hAnsi="Arial" w:cs="Arial"/>
-                <w:sz w:val="20"/>
-                <w:szCs w:val="20"/>
-              </w:rPr>
-            </w:pPr>
-            <w:r>
-              <w:rPr>
-                <w:rFonts w:ascii="Arial" w:hAnsi="Arial" w:cs="Arial"/>
-                <w:sz w:val="20"/>
-                <w:szCs w:val="20"/>
-              </w:rPr>
-              <w:t>175</w:t>
-            </w:r>
+          </w:tcPr>
+          <w:p>
+            <w:pPr>
+              <w:spacing w:after="0" w:line="240" w:lineRule="auto"/>
+              <w:rPr>
+                <w:rFonts w:ascii="Arial" w:hAnsi="Arial" w:cs="Arial"/>
+                <w:sz w:val="20"/>
+                <w:szCs w:val="20"/>
+              </w:rPr>
+            </w:pPr>
           </w:p>
         </w:tc>
         <w:tc>
@@ -17363,25 +17412,16 @@
               <w:right w:w="240" w:type="dxa"/>
             </w:tcMar>
             <w:vAlign w:val="center"/>
-            <w:hideMark/>
-          </w:tcPr>
-          <w:p>
-            <w:pPr>
-              <w:spacing w:after="0" w:line="240" w:lineRule="auto"/>
-              <w:rPr>
-                <w:rFonts w:ascii="Arial" w:hAnsi="Arial" w:cs="Arial"/>
-                <w:sz w:val="20"/>
-                <w:szCs w:val="20"/>
-              </w:rPr>
-            </w:pPr>
-            <w:r>
-              <w:rPr>
-                <w:rFonts w:ascii="Arial" w:hAnsi="Arial" w:cs="Arial"/>
-                <w:sz w:val="20"/>
-                <w:szCs w:val="20"/>
-              </w:rPr>
-              <w:t>D</w:t>
-            </w:r>
+          </w:tcPr>
+          <w:p>
+            <w:pPr>
+              <w:spacing w:after="0" w:line="240" w:lineRule="auto"/>
+              <w:rPr>
+                <w:rFonts w:ascii="Arial" w:hAnsi="Arial" w:cs="Arial"/>
+                <w:sz w:val="20"/>
+                <w:szCs w:val="20"/>
+              </w:rPr>
+            </w:pPr>
           </w:p>
         </w:tc>
         <w:tc>
@@ -17395,25 +17435,16 @@
               <w:right w:w="240" w:type="dxa"/>
             </w:tcMar>
             <w:vAlign w:val="center"/>
-            <w:hideMark/>
-          </w:tcPr>
-          <w:p>
-            <w:pPr>
-              <w:spacing w:after="0" w:line="240" w:lineRule="auto"/>
-              <w:rPr>
-                <w:rFonts w:ascii="Arial" w:hAnsi="Arial" w:cs="Arial"/>
-                <w:sz w:val="20"/>
-                <w:szCs w:val="20"/>
-              </w:rPr>
-            </w:pPr>
-            <w:r>
-              <w:rPr>
-                <w:rFonts w:ascii="Arial" w:hAnsi="Arial" w:cs="Arial"/>
-                <w:sz w:val="20"/>
-                <w:szCs w:val="20"/>
-              </w:rPr>
-              <w:t>200</w:t>
-            </w:r>
+          </w:tcPr>
+          <w:p>
+            <w:pPr>
+              <w:spacing w:after="0" w:line="240" w:lineRule="auto"/>
+              <w:rPr>
+                <w:rFonts w:ascii="Arial" w:hAnsi="Arial" w:cs="Arial"/>
+                <w:sz w:val="20"/>
+                <w:szCs w:val="20"/>
+              </w:rPr>
+            </w:pPr>
           </w:p>
         </w:tc>
         <w:tc>
@@ -17426,25 +17457,16 @@
               <w:right w:w="0" w:type="dxa"/>
             </w:tcMar>
             <w:vAlign w:val="center"/>
-            <w:hideMark/>
-          </w:tcPr>
-          <w:p>
-            <w:pPr>
-              <w:spacing w:after="0" w:line="240" w:lineRule="auto"/>
-              <w:rPr>
-                <w:rFonts w:ascii="Arial" w:hAnsi="Arial" w:cs="Arial"/>
-                <w:sz w:val="20"/>
-                <w:szCs w:val="20"/>
-              </w:rPr>
-            </w:pPr>
-            <w:r>
-              <w:rPr>
-                <w:rFonts w:ascii="Arial" w:hAnsi="Arial" w:cs="Arial"/>
-                <w:sz w:val="20"/>
-                <w:szCs w:val="20"/>
-              </w:rPr>
-              <w:t>A</w:t>
-            </w:r>
+          </w:tcPr>
+          <w:p>
+            <w:pPr>
+              <w:spacing w:after="0" w:line="240" w:lineRule="auto"/>
+              <w:rPr>
+                <w:rFonts w:ascii="Arial" w:hAnsi="Arial" w:cs="Arial"/>
+                <w:sz w:val="20"/>
+                <w:szCs w:val="20"/>
+              </w:rPr>
+            </w:pPr>
           </w:p>
         </w:tc>
       </w:tr>
@@ -18686,6 +18708,7 @@
   <w:rsids>
     <w:rsidRoot w:val="00082B2A"/>
     <w:rsid w:val="00015B90"/>
+    <w:rsid w:val="000737EC"/>
     <w:rsid w:val="00082B2A"/>
     <w:rsid w:val="001268D7"/>
     <w:rsid w:val="00240436"/>
@@ -18700,6 +18723,7 @@
     <w:rsid w:val="007D5ACC"/>
     <w:rsid w:val="00820B11"/>
     <w:rsid w:val="008C71E6"/>
+    <w:rsid w:val="008E3EC2"/>
     <w:rsid w:val="00922C17"/>
     <w:rsid w:val="009D1FE9"/>
     <w:rsid w:val="00C10F09"/>
